--- a/7 семестр/МиСИИ/ЛР Prolog 2/МиСИИ Prolog ЛР 2.docx
+++ b/7 семестр/МиСИИ/ЛР Prolog 2/МиСИИ Prolog ЛР 2.docx
@@ -5590,961 +5590,968 @@
     <w:p>
       <w:pPr>
         <w:pStyle w:val="af"/>
-      </w:pPr>
+        <w:rPr>
+          <w:lang w:val="en-US"/>
+        </w:rPr>
+      </w:pPr>
+      <w:proofErr w:type="gramStart"/>
+      <w:r>
+        <w:rPr>
+          <w:lang w:val="en-US"/>
+        </w:rPr>
+        <w:t>next(</w:t>
+      </w:r>
+      <w:proofErr w:type="spellStart"/>
+      <w:proofErr w:type="gramEnd"/>
+      <w:r>
+        <w:t>пн</w:t>
+      </w:r>
+      <w:proofErr w:type="spellEnd"/>
+      <w:r>
+        <w:rPr>
+          <w:lang w:val="en-US"/>
+        </w:rPr>
+        <w:t xml:space="preserve">, </w:t>
+      </w:r>
+      <w:r>
+        <w:t>вт</w:t>
+      </w:r>
+      <w:r>
+        <w:rPr>
+          <w:lang w:val="en-US"/>
+        </w:rPr>
+        <w:t>).</w:t>
+      </w:r>
+    </w:p>
+    <w:p>
+      <w:pPr>
+        <w:pStyle w:val="af"/>
+        <w:rPr>
+          <w:lang w:val="en-US"/>
+        </w:rPr>
+      </w:pPr>
+      <w:proofErr w:type="gramStart"/>
+      <w:r>
+        <w:rPr>
+          <w:lang w:val="en-US"/>
+        </w:rPr>
+        <w:t>next(</w:t>
+      </w:r>
+      <w:proofErr w:type="gramEnd"/>
+      <w:r>
+        <w:t>вт</w:t>
+      </w:r>
+      <w:r>
+        <w:rPr>
+          <w:lang w:val="en-US"/>
+        </w:rPr>
+        <w:t xml:space="preserve">, </w:t>
+      </w:r>
+      <w:r>
+        <w:t>ср</w:t>
+      </w:r>
+      <w:r>
+        <w:rPr>
+          <w:lang w:val="en-US"/>
+        </w:rPr>
+        <w:t>).</w:t>
+      </w:r>
+    </w:p>
+    <w:p>
+      <w:pPr>
+        <w:pStyle w:val="af"/>
+        <w:rPr>
+          <w:lang w:val="en-US"/>
+        </w:rPr>
+      </w:pPr>
+      <w:proofErr w:type="gramStart"/>
+      <w:r>
+        <w:rPr>
+          <w:lang w:val="en-US"/>
+        </w:rPr>
+        <w:t>next(</w:t>
+      </w:r>
+      <w:proofErr w:type="gramEnd"/>
+      <w:r>
+        <w:t>ср</w:t>
+      </w:r>
+      <w:r>
+        <w:rPr>
+          <w:lang w:val="en-US"/>
+        </w:rPr>
+        <w:t xml:space="preserve">, </w:t>
+      </w:r>
+      <w:proofErr w:type="spellStart"/>
+      <w:r>
+        <w:t>чт</w:t>
+      </w:r>
+      <w:proofErr w:type="spellEnd"/>
+      <w:r>
+        <w:rPr>
+          <w:lang w:val="en-US"/>
+        </w:rPr>
+        <w:t>).</w:t>
+      </w:r>
+    </w:p>
+    <w:p>
+      <w:pPr>
+        <w:pStyle w:val="af"/>
+        <w:rPr>
+          <w:lang w:val="en-US"/>
+        </w:rPr>
+      </w:pPr>
+      <w:proofErr w:type="gramStart"/>
+      <w:r>
+        <w:rPr>
+          <w:lang w:val="en-US"/>
+        </w:rPr>
+        <w:t>next(</w:t>
+      </w:r>
+      <w:proofErr w:type="spellStart"/>
+      <w:proofErr w:type="gramEnd"/>
+      <w:r>
+        <w:t>чт</w:t>
+      </w:r>
+      <w:proofErr w:type="spellEnd"/>
+      <w:r>
+        <w:rPr>
+          <w:lang w:val="en-US"/>
+        </w:rPr>
+        <w:t xml:space="preserve">, </w:t>
+      </w:r>
+      <w:proofErr w:type="spellStart"/>
+      <w:r>
+        <w:t>пт</w:t>
+      </w:r>
+      <w:proofErr w:type="spellEnd"/>
+      <w:r>
+        <w:rPr>
+          <w:lang w:val="en-US"/>
+        </w:rPr>
+        <w:t>).</w:t>
+      </w:r>
+    </w:p>
+    <w:p>
+      <w:pPr>
+        <w:pStyle w:val="af"/>
+        <w:rPr>
+          <w:lang w:val="en-US"/>
+        </w:rPr>
+      </w:pPr>
+      <w:proofErr w:type="gramStart"/>
+      <w:r>
+        <w:rPr>
+          <w:lang w:val="en-US"/>
+        </w:rPr>
+        <w:t>next(</w:t>
+      </w:r>
+      <w:proofErr w:type="spellStart"/>
+      <w:proofErr w:type="gramEnd"/>
+      <w:r>
+        <w:t>пт</w:t>
+      </w:r>
+      <w:proofErr w:type="spellEnd"/>
+      <w:r>
+        <w:rPr>
+          <w:lang w:val="en-US"/>
+        </w:rPr>
+        <w:t xml:space="preserve">, </w:t>
+      </w:r>
+      <w:r>
+        <w:t>сб</w:t>
+      </w:r>
+      <w:r>
+        <w:rPr>
+          <w:lang w:val="en-US"/>
+        </w:rPr>
+        <w:t>).</w:t>
+      </w:r>
+    </w:p>
+    <w:p>
+      <w:pPr>
+        <w:pStyle w:val="af"/>
+        <w:rPr>
+          <w:lang w:val="en-US"/>
+        </w:rPr>
+      </w:pPr>
+      <w:proofErr w:type="gramStart"/>
+      <w:r>
+        <w:rPr>
+          <w:lang w:val="en-US"/>
+        </w:rPr>
+        <w:t>next(</w:t>
+      </w:r>
+      <w:proofErr w:type="gramEnd"/>
+      <w:r>
+        <w:t>сб</w:t>
+      </w:r>
+      <w:r>
+        <w:rPr>
+          <w:lang w:val="en-US"/>
+        </w:rPr>
+        <w:t xml:space="preserve">, </w:t>
+      </w:r>
+      <w:r>
+        <w:t>вс</w:t>
+      </w:r>
+      <w:r>
+        <w:rPr>
+          <w:lang w:val="en-US"/>
+        </w:rPr>
+        <w:t>).</w:t>
+      </w:r>
+    </w:p>
+    <w:p>
+      <w:pPr>
+        <w:pStyle w:val="af"/>
+      </w:pPr>
+      <w:proofErr w:type="gramStart"/>
+      <w:r>
+        <w:rPr>
+          <w:lang w:val="en-US"/>
+        </w:rPr>
+        <w:t>next</w:t>
+      </w:r>
+      <w:r>
+        <w:t>(</w:t>
+      </w:r>
+      <w:proofErr w:type="gramEnd"/>
+      <w:r>
+        <w:t>вс</w:t>
+      </w:r>
+      <w:r>
+        <w:t xml:space="preserve">, </w:t>
+      </w:r>
+      <w:proofErr w:type="spellStart"/>
+      <w:r>
+        <w:t>пн</w:t>
+      </w:r>
+      <w:proofErr w:type="spellEnd"/>
+      <w:r>
+        <w:t>).</w:t>
+      </w:r>
+    </w:p>
+    <w:p>
+      <w:pPr>
+        <w:pStyle w:val="af"/>
+      </w:pPr>
+    </w:p>
+    <w:p>
+      <w:pPr>
+        <w:pStyle w:val="af"/>
+      </w:pPr>
+    </w:p>
+    <w:p>
+      <w:pPr>
+        <w:pStyle w:val="af"/>
+      </w:pPr>
+      <w:r>
+        <w:t>% ===== РЕШЕНИЕ ЗАДАЧИ =====</w:t>
+      </w:r>
+    </w:p>
+    <w:p>
+      <w:pPr>
+        <w:pStyle w:val="af"/>
+      </w:pPr>
+      <w:proofErr w:type="gramStart"/>
+      <w:r>
+        <w:t>решить(</w:t>
+      </w:r>
+      <w:proofErr w:type="gramEnd"/>
+      <w:r>
+        <w:t>Day</w:t>
+      </w:r>
+      <w:proofErr w:type="gramStart"/>
+      <w:r>
+        <w:t>) :</w:t>
+      </w:r>
+      <w:proofErr w:type="gramEnd"/>
+      <w:r>
+        <w:t>-</w:t>
+      </w:r>
+    </w:p>
+    <w:p>
+      <w:pPr>
+        <w:pStyle w:val="af"/>
+      </w:pPr>
+      <w:r>
+        <w:t xml:space="preserve">    </w:t>
+      </w:r>
       <w:proofErr w:type="spellStart"/>
       <w:proofErr w:type="gramStart"/>
       <w:r>
-        <w:t>next</w:t>
+        <w:t>write</w:t>
       </w:r>
       <w:proofErr w:type="spellEnd"/>
+      <w:r>
+        <w:t>(</w:t>
+      </w:r>
+      <w:proofErr w:type="gramEnd"/>
+      <w:r>
+        <w:t xml:space="preserve">'Известно, что Единорог лжет по понедельникам, вторникам и средам и говорит правду во все остальные дни недели'), </w:t>
+      </w:r>
+      <w:proofErr w:type="spellStart"/>
+      <w:r>
+        <w:t>nl</w:t>
+      </w:r>
+      <w:proofErr w:type="spellEnd"/>
+      <w:r>
+        <w:t>,</w:t>
+      </w:r>
+    </w:p>
+    <w:p>
+      <w:pPr>
+        <w:pStyle w:val="af"/>
+      </w:pPr>
+      <w:r>
+        <w:t xml:space="preserve">    </w:t>
+      </w:r>
+      <w:proofErr w:type="spellStart"/>
+      <w:proofErr w:type="gramStart"/>
+      <w:r>
+        <w:t>write</w:t>
+      </w:r>
+      <w:proofErr w:type="spellEnd"/>
+      <w:r>
+        <w:t>(</w:t>
+      </w:r>
+      <w:proofErr w:type="gramEnd"/>
+      <w:r>
+        <w:t xml:space="preserve">'Он может сказать: "Вчера я лгал. После завтрашнего дня я буду лгать два дня подряд"'), </w:t>
+      </w:r>
+      <w:proofErr w:type="spellStart"/>
+      <w:r>
+        <w:t>nl</w:t>
+      </w:r>
+      <w:proofErr w:type="spellEnd"/>
+      <w:r>
+        <w:t>,</w:t>
+      </w:r>
+    </w:p>
+    <w:p>
+      <w:pPr>
+        <w:pStyle w:val="af"/>
+      </w:pPr>
+      <w:r>
+        <w:t xml:space="preserve">    </w:t>
+      </w:r>
+      <w:proofErr w:type="spellStart"/>
+      <w:proofErr w:type="gramStart"/>
+      <w:r>
+        <w:t>write</w:t>
+      </w:r>
+      <w:proofErr w:type="spellEnd"/>
+      <w:r>
+        <w:t>(</w:t>
+      </w:r>
+      <w:proofErr w:type="gramEnd"/>
+      <w:r>
+        <w:t xml:space="preserve">'В какой день Единорог произнес эту фразу?'), </w:t>
+      </w:r>
+      <w:proofErr w:type="spellStart"/>
+      <w:r>
+        <w:t>nl</w:t>
+      </w:r>
+      <w:proofErr w:type="spellEnd"/>
+      <w:r>
+        <w:t>,</w:t>
+      </w:r>
+    </w:p>
+    <w:p>
+      <w:pPr>
+        <w:pStyle w:val="af"/>
+      </w:pPr>
+      <w:r>
+        <w:t xml:space="preserve">    </w:t>
+      </w:r>
+    </w:p>
+    <w:p>
+      <w:pPr>
+        <w:pStyle w:val="af"/>
+      </w:pPr>
+      <w:r>
+        <w:t xml:space="preserve">    % Поиск решения методом «генерируй и тестируй»</w:t>
+      </w:r>
+    </w:p>
+    <w:p>
+      <w:pPr>
+        <w:pStyle w:val="af"/>
+      </w:pPr>
+      <w:r>
+        <w:t xml:space="preserve">    </w:t>
+      </w:r>
+      <w:proofErr w:type="spellStart"/>
+      <w:r>
+        <w:t>генерировать_</w:t>
+      </w:r>
+      <w:proofErr w:type="gramStart"/>
+      <w:r>
+        <w:t>решение</w:t>
+      </w:r>
+      <w:proofErr w:type="spellEnd"/>
+      <w:r>
+        <w:t>(</w:t>
+      </w:r>
+      <w:proofErr w:type="gramEnd"/>
+      <w:r>
+        <w:t xml:space="preserve">Day), </w:t>
+      </w:r>
+    </w:p>
+    <w:p>
+      <w:pPr>
+        <w:pStyle w:val="af"/>
+      </w:pPr>
+      <w:r>
+        <w:t xml:space="preserve">    </w:t>
+      </w:r>
+      <w:proofErr w:type="spellStart"/>
+      <w:r>
+        <w:t>проверить_</w:t>
+      </w:r>
+      <w:proofErr w:type="gramStart"/>
+      <w:r>
+        <w:t>ограничения</w:t>
+      </w:r>
+      <w:proofErr w:type="spellEnd"/>
+      <w:r>
+        <w:t>(</w:t>
+      </w:r>
+      <w:proofErr w:type="gramEnd"/>
+      <w:r>
+        <w:t>Day).</w:t>
+      </w:r>
+    </w:p>
+    <w:p>
+      <w:pPr>
+        <w:pStyle w:val="af"/>
+      </w:pPr>
+    </w:p>
+    <w:p>
+      <w:pPr>
+        <w:pStyle w:val="af"/>
+      </w:pPr>
+    </w:p>
+    <w:p>
+      <w:pPr>
+        <w:pStyle w:val="af"/>
+      </w:pPr>
+      <w:r>
+        <w:t>% ===== ГЕНЕРАЦИЯ ВОЗМОЖНЫХ РЕШЕНИЙ =====</w:t>
+      </w:r>
+    </w:p>
+    <w:p>
+      <w:pPr>
+        <w:pStyle w:val="af"/>
+      </w:pPr>
+      <w:proofErr w:type="spellStart"/>
+      <w:r>
+        <w:t>генерировать_</w:t>
+      </w:r>
+      <w:proofErr w:type="gramStart"/>
+      <w:r>
+        <w:t>решение</w:t>
+      </w:r>
+      <w:proofErr w:type="spellEnd"/>
+      <w:r>
+        <w:t>(</w:t>
+      </w:r>
+      <w:proofErr w:type="gramEnd"/>
+      <w:r>
+        <w:t>Day</w:t>
+      </w:r>
+      <w:proofErr w:type="gramStart"/>
+      <w:r>
+        <w:t>) :</w:t>
+      </w:r>
+      <w:proofErr w:type="gramEnd"/>
+      <w:r>
+        <w:t xml:space="preserve">- </w:t>
+      </w:r>
+    </w:p>
+    <w:p>
+      <w:pPr>
+        <w:pStyle w:val="af"/>
+      </w:pPr>
+      <w:r>
+        <w:t xml:space="preserve">    дни</w:t>
+      </w:r>
+      <w:r>
+        <w:t>_</w:t>
+      </w:r>
+      <w:proofErr w:type="gramStart"/>
+      <w:r>
+        <w:t>недели</w:t>
+      </w:r>
       <w:r>
         <w:t>(</w:t>
       </w:r>
       <w:proofErr w:type="spellStart"/>
       <w:proofErr w:type="gramEnd"/>
       <w:r>
-        <w:t>пн</w:t>
+        <w:rPr>
+          <w:lang w:val="en-US"/>
+        </w:rPr>
+        <w:t>DayList</w:t>
       </w:r>
       <w:proofErr w:type="spellEnd"/>
       <w:r>
-        <w:t>, вт).</w:t>
-      </w:r>
-    </w:p>
-    <w:p>
-      <w:pPr>
-        <w:pStyle w:val="af"/>
-        <w:rPr>
-          <w:lang w:val="en-US"/>
-        </w:rPr>
-      </w:pPr>
+        <w:t xml:space="preserve">), </w:t>
+      </w:r>
+    </w:p>
+    <w:p>
+      <w:pPr>
+        <w:pStyle w:val="af"/>
+      </w:pPr>
+      <w:r>
+        <w:t xml:space="preserve">    </w:t>
+      </w:r>
       <w:proofErr w:type="gramStart"/>
       <w:r>
         <w:rPr>
           <w:lang w:val="en-US"/>
         </w:rPr>
-        <w:t>next(</w:t>
+        <w:t>member</w:t>
+      </w:r>
+      <w:r>
+        <w:t>(</w:t>
       </w:r>
       <w:proofErr w:type="gramEnd"/>
       <w:r>
-        <w:t>вт</w:t>
-      </w:r>
-      <w:r>
-        <w:rPr>
-          <w:lang w:val="en-US"/>
-        </w:rPr>
+        <w:rPr>
+          <w:lang w:val="en-US"/>
+        </w:rPr>
+        <w:t>Day</w:t>
+      </w:r>
+      <w:r>
         <w:t xml:space="preserve">, </w:t>
       </w:r>
       <w:r>
-        <w:t>ср</w:t>
-      </w:r>
-      <w:r>
-        <w:rPr>
-          <w:lang w:val="en-US"/>
-        </w:rPr>
+        <w:rPr>
+          <w:lang w:val="en-US"/>
+        </w:rPr>
+        <w:t>DayList</w:t>
+      </w:r>
+      <w:r>
         <w:t>).</w:t>
       </w:r>
     </w:p>
     <w:p>
       <w:pPr>
         <w:pStyle w:val="af"/>
-        <w:rPr>
-          <w:lang w:val="en-US"/>
-        </w:rPr>
-      </w:pPr>
+      </w:pPr>
+    </w:p>
+    <w:p>
+      <w:pPr>
+        <w:pStyle w:val="af"/>
+      </w:pPr>
+    </w:p>
+    <w:p>
+      <w:pPr>
+        <w:pStyle w:val="af"/>
+      </w:pPr>
+      <w:r>
+        <w:t>% ===== ПРОВЕРКА ОГРАНИЧЕНИЙ =====</w:t>
+      </w:r>
+    </w:p>
+    <w:p>
+      <w:pPr>
+        <w:pStyle w:val="af"/>
+      </w:pPr>
+      <w:proofErr w:type="spellStart"/>
+      <w:r>
+        <w:t>проверить_</w:t>
+      </w:r>
       <w:proofErr w:type="gramStart"/>
       <w:r>
-        <w:rPr>
-          <w:lang w:val="en-US"/>
-        </w:rPr>
-        <w:t>next(</w:t>
+        <w:t>ограничения</w:t>
+      </w:r>
+      <w:proofErr w:type="spellEnd"/>
+      <w:r>
+        <w:t>(</w:t>
       </w:r>
       <w:proofErr w:type="gramEnd"/>
       <w:r>
-        <w:t>ср</w:t>
-      </w:r>
-      <w:r>
-        <w:rPr>
-          <w:lang w:val="en-US"/>
-        </w:rPr>
+        <w:t>Day</w:t>
+      </w:r>
+      <w:proofErr w:type="gramStart"/>
+      <w:r>
+        <w:t>) :</w:t>
+      </w:r>
+      <w:proofErr w:type="gramEnd"/>
+      <w:r>
+        <w:t>-</w:t>
+      </w:r>
+    </w:p>
+    <w:p>
+      <w:pPr>
+        <w:pStyle w:val="af"/>
+      </w:pPr>
+      <w:r>
+        <w:t xml:space="preserve">    </w:t>
+      </w:r>
+      <w:proofErr w:type="gramStart"/>
+      <w:r>
+        <w:rPr>
+          <w:lang w:val="en-US"/>
+        </w:rPr>
+        <w:t>next</w:t>
+      </w:r>
+      <w:r>
+        <w:t>(</w:t>
+      </w:r>
+      <w:proofErr w:type="gramEnd"/>
+      <w:r>
+        <w:rPr>
+          <w:lang w:val="en-US"/>
+        </w:rPr>
+        <w:t>PrevDay</w:t>
+      </w:r>
+      <w:r>
         <w:t xml:space="preserve">, </w:t>
       </w:r>
+      <w:r>
+        <w:rPr>
+          <w:lang w:val="en-US"/>
+        </w:rPr>
+        <w:t>Day</w:t>
+      </w:r>
+      <w:proofErr w:type="gramStart"/>
+      <w:r>
+        <w:t xml:space="preserve">),   </w:t>
+      </w:r>
+      <w:proofErr w:type="gramEnd"/>
+      <w:r>
+        <w:t xml:space="preserve">      % </w:t>
+      </w:r>
+      <w:r>
+        <w:rPr>
+          <w:lang w:val="en-US"/>
+        </w:rPr>
+        <w:t>PrevDay</w:t>
+      </w:r>
+      <w:r>
+        <w:t xml:space="preserve"> - </w:t>
+      </w:r>
+      <w:r>
+        <w:t>вчерашний</w:t>
+      </w:r>
+      <w:r>
+        <w:t xml:space="preserve"> </w:t>
+      </w:r>
+      <w:r>
+        <w:t>день</w:t>
+      </w:r>
+    </w:p>
+    <w:p>
+      <w:pPr>
+        <w:pStyle w:val="af"/>
+      </w:pPr>
+      <w:r>
+        <w:t xml:space="preserve">    </w:t>
+      </w:r>
+      <w:proofErr w:type="gramStart"/>
+      <w:r>
+        <w:rPr>
+          <w:lang w:val="en-US"/>
+        </w:rPr>
+        <w:t>next</w:t>
+      </w:r>
+      <w:r>
+        <w:t>(</w:t>
+      </w:r>
+      <w:proofErr w:type="gramEnd"/>
+      <w:r>
+        <w:rPr>
+          <w:lang w:val="en-US"/>
+        </w:rPr>
+        <w:t>Day</w:t>
+      </w:r>
+      <w:r>
+        <w:t xml:space="preserve">, </w:t>
+      </w:r>
       <w:proofErr w:type="spellStart"/>
       <w:r>
-        <w:t>чт</w:t>
+        <w:t>СледДень</w:t>
       </w:r>
       <w:proofErr w:type="spellEnd"/>
       <w:r>
-        <w:rPr>
-          <w:lang w:val="en-US"/>
-        </w:rPr>
-        <w:t>).</w:t>
-      </w:r>
-    </w:p>
-    <w:p>
-      <w:pPr>
-        <w:pStyle w:val="af"/>
-        <w:rPr>
-          <w:lang w:val="en-US"/>
-        </w:rPr>
-      </w:pPr>
+        <w:t>),</w:t>
+      </w:r>
+    </w:p>
+    <w:p>
+      <w:pPr>
+        <w:pStyle w:val="af"/>
+      </w:pPr>
+      <w:r>
+        <w:t xml:space="preserve">    </w:t>
+      </w:r>
       <w:proofErr w:type="gramStart"/>
       <w:r>
         <w:rPr>
           <w:lang w:val="en-US"/>
         </w:rPr>
-        <w:t>next(</w:t>
+        <w:t>next</w:t>
+      </w:r>
+      <w:r>
+        <w:t>(</w:t>
       </w:r>
       <w:proofErr w:type="spellStart"/>
       <w:proofErr w:type="gramEnd"/>
       <w:r>
-        <w:t>чт</w:t>
+        <w:t>СледДень</w:t>
       </w:r>
       <w:proofErr w:type="spellEnd"/>
       <w:r>
-        <w:rPr>
-          <w:lang w:val="en-US"/>
-        </w:rPr>
         <w:t xml:space="preserve">, </w:t>
       </w:r>
+      <w:r>
+        <w:rPr>
+          <w:lang w:val="en-US"/>
+        </w:rPr>
+        <w:t>NextDay</w:t>
+      </w:r>
+      <w:r>
+        <w:t>2</w:t>
+      </w:r>
+      <w:proofErr w:type="gramStart"/>
+      <w:r>
+        <w:t xml:space="preserve">),   </w:t>
+      </w:r>
+      <w:proofErr w:type="gramEnd"/>
+      <w:r>
+        <w:t xml:space="preserve">% </w:t>
+      </w:r>
+      <w:r>
+        <w:rPr>
+          <w:lang w:val="en-US"/>
+        </w:rPr>
+        <w:t>NextDay</w:t>
+      </w:r>
+      <w:r>
+        <w:t xml:space="preserve">2/3 - </w:t>
+      </w:r>
+      <w:r>
+        <w:t>два</w:t>
+      </w:r>
+      <w:r>
+        <w:t xml:space="preserve"> </w:t>
+      </w:r>
+      <w:r>
+        <w:t>дня</w:t>
+      </w:r>
+      <w:r>
+        <w:t xml:space="preserve"> </w:t>
+      </w:r>
+      <w:r>
+        <w:t>после</w:t>
+      </w:r>
+      <w:r>
+        <w:t xml:space="preserve"> </w:t>
+      </w:r>
+      <w:r>
+        <w:t>завтрашнего</w:t>
+      </w:r>
+    </w:p>
+    <w:p>
+      <w:pPr>
+        <w:pStyle w:val="af"/>
+      </w:pPr>
+      <w:r>
+        <w:t xml:space="preserve">    </w:t>
+      </w:r>
       <w:proofErr w:type="spellStart"/>
-      <w:r>
-        <w:t>пт</w:t>
+      <w:proofErr w:type="gramStart"/>
+      <w:r>
+        <w:t>next</w:t>
       </w:r>
       <w:proofErr w:type="spellEnd"/>
       <w:r>
-        <w:rPr>
-          <w:lang w:val="en-US"/>
-        </w:rPr>
-        <w:t>).</w:t>
-      </w:r>
-    </w:p>
-    <w:p>
-      <w:pPr>
-        <w:pStyle w:val="af"/>
-        <w:rPr>
-          <w:lang w:val="en-US"/>
-        </w:rPr>
-      </w:pPr>
+        <w:t>(</w:t>
+      </w:r>
+      <w:proofErr w:type="gramEnd"/>
+      <w:r>
+        <w:t>NextDay2, NextDay3),</w:t>
+      </w:r>
+    </w:p>
+    <w:p>
+      <w:pPr>
+        <w:pStyle w:val="af"/>
+      </w:pPr>
+    </w:p>
+    <w:p>
+      <w:pPr>
+        <w:pStyle w:val="af"/>
+      </w:pPr>
+      <w:r>
+        <w:t xml:space="preserve">    (</w:t>
+      </w:r>
+    </w:p>
+    <w:p>
+      <w:pPr>
+        <w:pStyle w:val="af"/>
+      </w:pPr>
+      <w:r>
+        <w:t xml:space="preserve">        </w:t>
+      </w:r>
+      <w:proofErr w:type="spellStart"/>
       <w:proofErr w:type="gramStart"/>
       <w:r>
-        <w:rPr>
-          <w:lang w:val="en-US"/>
-        </w:rPr>
-        <w:t>next(</w:t>
+        <w:t>truth</w:t>
+      </w:r>
+      <w:proofErr w:type="spellEnd"/>
+      <w:r>
+        <w:t>(</w:t>
+      </w:r>
+      <w:proofErr w:type="gramEnd"/>
+      <w:r>
+        <w:t>Day, правда</w:t>
+      </w:r>
+      <w:proofErr w:type="gramStart"/>
+      <w:r>
+        <w:t xml:space="preserve">),   </w:t>
+      </w:r>
+      <w:proofErr w:type="gramEnd"/>
+      <w:r>
+        <w:t xml:space="preserve">  % если сегодня Единорог не лжёт</w:t>
+      </w:r>
+    </w:p>
+    <w:p>
+      <w:pPr>
+        <w:pStyle w:val="af"/>
+      </w:pPr>
+      <w:r>
+        <w:t xml:space="preserve">        </w:t>
+      </w:r>
+      <w:proofErr w:type="spellStart"/>
+      <w:proofErr w:type="gramStart"/>
+      <w:r>
+        <w:t>truth</w:t>
+      </w:r>
+      <w:proofErr w:type="spellEnd"/>
+      <w:r>
+        <w:t>(</w:t>
       </w:r>
       <w:proofErr w:type="spellStart"/>
       <w:proofErr w:type="gramEnd"/>
       <w:r>
-        <w:t>пт</w:t>
+        <w:t>PrevDay</w:t>
       </w:r>
       <w:proofErr w:type="spellEnd"/>
       <w:r>
-        <w:rPr>
-          <w:lang w:val="en-US"/>
-        </w:rPr>
-        <w:t xml:space="preserve">, </w:t>
-      </w:r>
-      <w:r>
-        <w:t>сб</w:t>
-      </w:r>
-      <w:r>
-        <w:rPr>
-          <w:lang w:val="en-US"/>
-        </w:rPr>
-        <w:t>).</w:t>
-      </w:r>
-    </w:p>
-    <w:p>
-      <w:pPr>
-        <w:pStyle w:val="af"/>
-        <w:rPr>
-          <w:lang w:val="en-US"/>
-        </w:rPr>
-      </w:pPr>
+        <w:t>, ложь</w:t>
+      </w:r>
       <w:proofErr w:type="gramStart"/>
       <w:r>
-        <w:rPr>
-          <w:lang w:val="en-US"/>
-        </w:rPr>
-        <w:t>next(</w:t>
+        <w:t xml:space="preserve">),   </w:t>
       </w:r>
       <w:proofErr w:type="gramEnd"/>
       <w:r>
-        <w:t>сб</w:t>
-      </w:r>
-      <w:r>
-        <w:rPr>
-          <w:lang w:val="en-US"/>
-        </w:rPr>
-        <w:t xml:space="preserve">, </w:t>
-      </w:r>
-      <w:r>
-        <w:t>вс</w:t>
-      </w:r>
-      <w:r>
-        <w:rPr>
-          <w:lang w:val="en-US"/>
-        </w:rPr>
-        <w:t>).</w:t>
-      </w:r>
-    </w:p>
-    <w:p>
-      <w:pPr>
-        <w:pStyle w:val="af"/>
-        <w:rPr>
-          <w:lang w:val="en-US"/>
-        </w:rPr>
-      </w:pPr>
+        <w:t>% то вчера и два дня после завтрашнего - лжёт</w:t>
+      </w:r>
+    </w:p>
+    <w:p>
+      <w:pPr>
+        <w:pStyle w:val="af"/>
+        <w:rPr>
+          <w:lang w:val="en-US"/>
+        </w:rPr>
+      </w:pPr>
+      <w:r>
+        <w:t xml:space="preserve">        </w:t>
+      </w:r>
       <w:proofErr w:type="gramStart"/>
       <w:r>
         <w:rPr>
           <w:lang w:val="en-US"/>
         </w:rPr>
-        <w:t>next(</w:t>
+        <w:t>truth(</w:t>
       </w:r>
       <w:proofErr w:type="gramEnd"/>
       <w:r>
-        <w:t>вс</w:t>
-      </w:r>
-      <w:r>
-        <w:rPr>
-          <w:lang w:val="en-US"/>
-        </w:rPr>
-        <w:t xml:space="preserve">, </w:t>
-      </w:r>
-      <w:proofErr w:type="spellStart"/>
-      <w:r>
-        <w:t>пн</w:t>
-      </w:r>
-      <w:proofErr w:type="spellEnd"/>
-      <w:r>
-        <w:rPr>
-          <w:lang w:val="en-US"/>
-        </w:rPr>
-        <w:t>).</w:t>
-      </w:r>
-    </w:p>
-    <w:p>
-      <w:pPr>
-        <w:pStyle w:val="af"/>
-        <w:rPr>
-          <w:lang w:val="en-US"/>
-        </w:rPr>
-      </w:pPr>
-    </w:p>
-    <w:p>
-      <w:pPr>
-        <w:pStyle w:val="af"/>
-        <w:rPr>
-          <w:lang w:val="en-US"/>
-        </w:rPr>
-      </w:pPr>
-    </w:p>
-    <w:p>
-      <w:pPr>
-        <w:pStyle w:val="af"/>
-      </w:pPr>
-      <w:r>
-        <w:t>% ===== РЕШЕНИЕ ЗАДАЧИ =====</w:t>
-      </w:r>
-    </w:p>
-    <w:p>
-      <w:pPr>
-        <w:pStyle w:val="af"/>
-      </w:pPr>
+        <w:rPr>
+          <w:lang w:val="en-US"/>
+        </w:rPr>
+        <w:t xml:space="preserve">NextDay2, </w:t>
+      </w:r>
+      <w:r>
+        <w:t>ложь</w:t>
+      </w:r>
+      <w:r>
+        <w:rPr>
+          <w:lang w:val="en-US"/>
+        </w:rPr>
+        <w:t xml:space="preserve">), </w:t>
+      </w:r>
+    </w:p>
+    <w:p>
+      <w:pPr>
+        <w:pStyle w:val="af"/>
+        <w:rPr>
+          <w:lang w:val="en-US"/>
+        </w:rPr>
+      </w:pPr>
+      <w:r>
+        <w:rPr>
+          <w:lang w:val="en-US"/>
+        </w:rPr>
+        <w:t xml:space="preserve">        </w:t>
+      </w:r>
       <w:proofErr w:type="gramStart"/>
       <w:r>
-        <w:t>решить(</w:t>
+        <w:rPr>
+          <w:lang w:val="en-US"/>
+        </w:rPr>
+        <w:t>truth(</w:t>
       </w:r>
       <w:proofErr w:type="gramEnd"/>
       <w:r>
-        <w:t>Day</w:t>
+        <w:rPr>
+          <w:lang w:val="en-US"/>
+        </w:rPr>
+        <w:t xml:space="preserve">NextDay3, </w:t>
+      </w:r>
+      <w:r>
+        <w:t>ложь</w:t>
+      </w:r>
+      <w:r>
+        <w:rPr>
+          <w:lang w:val="en-US"/>
+        </w:rPr>
+        <w:t>)</w:t>
       </w:r>
       <w:proofErr w:type="gramStart"/>
       <w:r>
-        <w:t>) :</w:t>
+        <w:rPr>
+          <w:lang w:val="en-US"/>
+        </w:rPr>
+        <w:t>, !</w:t>
       </w:r>
       <w:proofErr w:type="gramEnd"/>
-      <w:r>
-        <w:t>-</w:t>
-      </w:r>
-    </w:p>
-    <w:p>
-      <w:pPr>
-        <w:pStyle w:val="af"/>
-      </w:pPr>
-      <w:r>
+    </w:p>
+    <w:p>
+      <w:pPr>
+        <w:pStyle w:val="af"/>
+      </w:pPr>
+      <w:r>
+        <w:rPr>
+          <w:lang w:val="en-US"/>
+        </w:rPr>
         <w:t xml:space="preserve">    </w:t>
+      </w:r>
+      <w:r>
+        <w:t>;</w:t>
+      </w:r>
+    </w:p>
+    <w:p>
+      <w:pPr>
+        <w:pStyle w:val="af"/>
+      </w:pPr>
+      <w:r>
+        <w:t xml:space="preserve">        </w:t>
       </w:r>
       <w:proofErr w:type="spellStart"/>
       <w:proofErr w:type="gramStart"/>
       <w:r>
-        <w:t>write</w:t>
-      </w:r>
-      <w:proofErr w:type="spellEnd"/>
-      <w:r>
-        <w:t>(</w:t>
-      </w:r>
-      <w:proofErr w:type="gramEnd"/>
-      <w:r>
-        <w:t xml:space="preserve">'Известно, что Единорог лжет по понедельникам, вторникам и средам и говорит правду во все остальные дни недели'), </w:t>
-      </w:r>
-      <w:proofErr w:type="spellStart"/>
-      <w:r>
-        <w:t>nl</w:t>
-      </w:r>
-      <w:proofErr w:type="spellEnd"/>
-      <w:r>
-        <w:t>,</w:t>
-      </w:r>
-    </w:p>
-    <w:p>
-      <w:pPr>
-        <w:pStyle w:val="af"/>
-      </w:pPr>
-      <w:r>
-        <w:t xml:space="preserve">    </w:t>
-      </w:r>
-      <w:proofErr w:type="spellStart"/>
-      <w:proofErr w:type="gramStart"/>
-      <w:r>
-        <w:t>write</w:t>
-      </w:r>
-      <w:proofErr w:type="spellEnd"/>
-      <w:r>
-        <w:t>(</w:t>
-      </w:r>
-      <w:proofErr w:type="gramEnd"/>
-      <w:r>
-        <w:t xml:space="preserve">'Он может сказать: "Вчера я лгал. После завтрашнего дня я буду лгать два дня подряд"'), </w:t>
-      </w:r>
-      <w:proofErr w:type="spellStart"/>
-      <w:r>
-        <w:t>nl</w:t>
-      </w:r>
-      <w:proofErr w:type="spellEnd"/>
-      <w:r>
-        <w:t>,</w:t>
-      </w:r>
-    </w:p>
-    <w:p>
-      <w:pPr>
-        <w:pStyle w:val="af"/>
-      </w:pPr>
-      <w:r>
-        <w:t xml:space="preserve">    </w:t>
-      </w:r>
-      <w:proofErr w:type="spellStart"/>
-      <w:proofErr w:type="gramStart"/>
-      <w:r>
-        <w:t>write</w:t>
-      </w:r>
-      <w:proofErr w:type="spellEnd"/>
-      <w:r>
-        <w:t>(</w:t>
-      </w:r>
-      <w:proofErr w:type="gramEnd"/>
-      <w:r>
-        <w:t xml:space="preserve">'В какой день Единорог произнес эту фразу?'), </w:t>
-      </w:r>
-      <w:proofErr w:type="spellStart"/>
-      <w:r>
-        <w:t>nl</w:t>
-      </w:r>
-      <w:proofErr w:type="spellEnd"/>
-      <w:r>
-        <w:t>,</w:t>
-      </w:r>
-    </w:p>
-    <w:p>
-      <w:pPr>
-        <w:pStyle w:val="af"/>
-      </w:pPr>
-      <w:r>
-        <w:t xml:space="preserve">    </w:t>
-      </w:r>
-    </w:p>
-    <w:p>
-      <w:pPr>
-        <w:pStyle w:val="af"/>
-      </w:pPr>
-      <w:r>
-        <w:t xml:space="preserve">    % Поиск решения методом «генерируй и тестируй»</w:t>
-      </w:r>
-    </w:p>
-    <w:p>
-      <w:pPr>
-        <w:pStyle w:val="af"/>
-      </w:pPr>
-      <w:r>
-        <w:t xml:space="preserve">    </w:t>
-      </w:r>
-      <w:proofErr w:type="spellStart"/>
-      <w:r>
-        <w:t>генерировать_</w:t>
-      </w:r>
-      <w:proofErr w:type="gramStart"/>
-      <w:r>
-        <w:t>решение</w:t>
-      </w:r>
-      <w:proofErr w:type="spellEnd"/>
-      <w:r>
-        <w:t>(</w:t>
-      </w:r>
-      <w:proofErr w:type="gramEnd"/>
-      <w:r>
-        <w:t xml:space="preserve">Day), </w:t>
-      </w:r>
-    </w:p>
-    <w:p>
-      <w:pPr>
-        <w:pStyle w:val="af"/>
-      </w:pPr>
-      <w:r>
-        <w:t xml:space="preserve">    </w:t>
-      </w:r>
-      <w:proofErr w:type="spellStart"/>
-      <w:r>
-        <w:t>проверить_</w:t>
-      </w:r>
-      <w:proofErr w:type="gramStart"/>
-      <w:r>
-        <w:t>ограничения</w:t>
-      </w:r>
-      <w:proofErr w:type="spellEnd"/>
-      <w:r>
-        <w:t>(</w:t>
-      </w:r>
-      <w:proofErr w:type="gramEnd"/>
-      <w:r>
-        <w:t>Day).</w:t>
-      </w:r>
-    </w:p>
-    <w:p>
-      <w:pPr>
-        <w:pStyle w:val="af"/>
-      </w:pPr>
-    </w:p>
-    <w:p>
-      <w:pPr>
-        <w:pStyle w:val="af"/>
-      </w:pPr>
-    </w:p>
-    <w:p>
-      <w:pPr>
-        <w:pStyle w:val="af"/>
-      </w:pPr>
-      <w:r>
-        <w:t>% ===== ГЕНЕРАЦИЯ ВОЗМОЖНЫХ РЕШЕНИЙ =====</w:t>
-      </w:r>
-    </w:p>
-    <w:p>
-      <w:pPr>
-        <w:pStyle w:val="af"/>
-      </w:pPr>
-      <w:proofErr w:type="spellStart"/>
-      <w:r>
-        <w:t>генерировать_</w:t>
-      </w:r>
-      <w:proofErr w:type="gramStart"/>
-      <w:r>
-        <w:t>решение</w:t>
-      </w:r>
-      <w:proofErr w:type="spellEnd"/>
-      <w:r>
-        <w:t>(</w:t>
-      </w:r>
-      <w:proofErr w:type="gramEnd"/>
-      <w:r>
-        <w:t>Day</w:t>
-      </w:r>
-      <w:proofErr w:type="gramStart"/>
-      <w:r>
-        <w:t>) :</w:t>
-      </w:r>
-      <w:proofErr w:type="gramEnd"/>
-      <w:r>
-        <w:t xml:space="preserve">- </w:t>
-      </w:r>
-    </w:p>
-    <w:p>
-      <w:pPr>
-        <w:pStyle w:val="af"/>
-        <w:rPr>
-          <w:lang w:val="en-US"/>
-        </w:rPr>
-      </w:pPr>
-      <w:r>
-        <w:t xml:space="preserve">    </w:t>
-      </w:r>
-      <w:proofErr w:type="spellStart"/>
-      <w:r>
-        <w:t>дни</w:t>
-      </w:r>
-      <w:proofErr w:type="spellEnd"/>
-      <w:r>
-        <w:rPr>
-          <w:lang w:val="en-US"/>
-        </w:rPr>
-        <w:t>_</w:t>
-      </w:r>
-      <w:proofErr w:type="spellStart"/>
-      <w:proofErr w:type="gramStart"/>
-      <w:r>
-        <w:t>недели</w:t>
-      </w:r>
-      <w:proofErr w:type="spellEnd"/>
-      <w:r>
-        <w:rPr>
-          <w:lang w:val="en-US"/>
-        </w:rPr>
-        <w:t>(</w:t>
-      </w:r>
-      <w:proofErr w:type="gramEnd"/>
-      <w:r>
-        <w:rPr>
-          <w:lang w:val="en-US"/>
-        </w:rPr>
-        <w:t xml:space="preserve">DayList), </w:t>
-      </w:r>
-    </w:p>
-    <w:p>
-      <w:pPr>
-        <w:pStyle w:val="af"/>
-        <w:rPr>
-          <w:lang w:val="en-US"/>
-        </w:rPr>
-      </w:pPr>
-      <w:r>
-        <w:rPr>
-          <w:lang w:val="en-US"/>
-        </w:rPr>
-        <w:t xml:space="preserve">    member(Day, DayList).</w:t>
-      </w:r>
-    </w:p>
-    <w:p>
-      <w:pPr>
-        <w:pStyle w:val="af"/>
-        <w:rPr>
-          <w:lang w:val="en-US"/>
-        </w:rPr>
-      </w:pPr>
-    </w:p>
-    <w:p>
-      <w:pPr>
-        <w:pStyle w:val="af"/>
-        <w:rPr>
-          <w:lang w:val="en-US"/>
-        </w:rPr>
-      </w:pPr>
-    </w:p>
-    <w:p>
-      <w:pPr>
-        <w:pStyle w:val="af"/>
-      </w:pPr>
-      <w:r>
-        <w:t>% ===== ПРОВЕРКА ОГРАНИЧЕНИЙ =====</w:t>
-      </w:r>
-    </w:p>
-    <w:p>
-      <w:pPr>
-        <w:pStyle w:val="af"/>
-      </w:pPr>
-      <w:proofErr w:type="spellStart"/>
-      <w:r>
-        <w:t>проверить_</w:t>
-      </w:r>
-      <w:proofErr w:type="gramStart"/>
-      <w:r>
-        <w:t>ограничения</w:t>
-      </w:r>
-      <w:proofErr w:type="spellEnd"/>
-      <w:r>
-        <w:t>(</w:t>
-      </w:r>
-      <w:proofErr w:type="gramEnd"/>
-      <w:r>
-        <w:t>Day</w:t>
-      </w:r>
-      <w:proofErr w:type="gramStart"/>
-      <w:r>
-        <w:t>) :</w:t>
-      </w:r>
-      <w:proofErr w:type="gramEnd"/>
-      <w:r>
-        <w:t>-</w:t>
-      </w:r>
-    </w:p>
-    <w:p>
-      <w:pPr>
-        <w:pStyle w:val="af"/>
-        <w:rPr>
-          <w:lang w:val="en-US"/>
-        </w:rPr>
-      </w:pPr>
-      <w:r>
-        <w:t xml:space="preserve">    </w:t>
-      </w:r>
-      <w:proofErr w:type="gramStart"/>
-      <w:r>
-        <w:rPr>
-          <w:lang w:val="en-US"/>
-        </w:rPr>
-        <w:t>next(</w:t>
-      </w:r>
-      <w:proofErr w:type="gramEnd"/>
-      <w:r>
-        <w:rPr>
-          <w:lang w:val="en-US"/>
-        </w:rPr>
-        <w:t>PrevDay, Day</w:t>
-      </w:r>
-      <w:proofErr w:type="gramStart"/>
-      <w:r>
-        <w:rPr>
-          <w:lang w:val="en-US"/>
-        </w:rPr>
-        <w:t xml:space="preserve">),   </w:t>
-      </w:r>
-      <w:proofErr w:type="gramEnd"/>
-      <w:r>
-        <w:rPr>
-          <w:lang w:val="en-US"/>
-        </w:rPr>
-        <w:t xml:space="preserve">      % PrevDay - </w:t>
-      </w:r>
-      <w:r>
-        <w:t>вчерашний</w:t>
-      </w:r>
-      <w:r>
-        <w:rPr>
-          <w:lang w:val="en-US"/>
-        </w:rPr>
-        <w:t xml:space="preserve"> </w:t>
-      </w:r>
-      <w:r>
-        <w:t>день</w:t>
-      </w:r>
-    </w:p>
-    <w:p>
-      <w:pPr>
-        <w:pStyle w:val="af"/>
-        <w:rPr>
-          <w:lang w:val="en-US"/>
-        </w:rPr>
-      </w:pPr>
-      <w:r>
-        <w:rPr>
-          <w:lang w:val="en-US"/>
-        </w:rPr>
-        <w:t xml:space="preserve">    </w:t>
-      </w:r>
-      <w:proofErr w:type="gramStart"/>
-      <w:r>
-        <w:rPr>
-          <w:lang w:val="en-US"/>
-        </w:rPr>
-        <w:t>next(</w:t>
-      </w:r>
-      <w:proofErr w:type="gramEnd"/>
-      <w:r>
-        <w:rPr>
-          <w:lang w:val="en-US"/>
-        </w:rPr>
-        <w:t xml:space="preserve">Day, </w:t>
-      </w:r>
-      <w:proofErr w:type="spellStart"/>
-      <w:r>
-        <w:t>СледДень</w:t>
-      </w:r>
-      <w:proofErr w:type="spellEnd"/>
-      <w:r>
-        <w:rPr>
-          <w:lang w:val="en-US"/>
-        </w:rPr>
-        <w:t>),</w:t>
-      </w:r>
-    </w:p>
-    <w:p>
-      <w:pPr>
-        <w:pStyle w:val="af"/>
-        <w:rPr>
-          <w:lang w:val="en-US"/>
-        </w:rPr>
-      </w:pPr>
-      <w:r>
-        <w:rPr>
-          <w:lang w:val="en-US"/>
-        </w:rPr>
-        <w:t xml:space="preserve">    </w:t>
-      </w:r>
-      <w:proofErr w:type="gramStart"/>
-      <w:r>
-        <w:rPr>
-          <w:lang w:val="en-US"/>
-        </w:rPr>
-        <w:t>next(</w:t>
-      </w:r>
-      <w:proofErr w:type="spellStart"/>
-      <w:proofErr w:type="gramEnd"/>
-      <w:r>
-        <w:t>СледДень</w:t>
-      </w:r>
-      <w:proofErr w:type="spellEnd"/>
-      <w:r>
-        <w:rPr>
-          <w:lang w:val="en-US"/>
-        </w:rPr>
-        <w:t>, NextDay2</w:t>
-      </w:r>
-      <w:proofErr w:type="gramStart"/>
-      <w:r>
-        <w:rPr>
-          <w:lang w:val="en-US"/>
-        </w:rPr>
-        <w:t xml:space="preserve">),   </w:t>
-      </w:r>
-      <w:proofErr w:type="gramEnd"/>
-      <w:r>
-        <w:rPr>
-          <w:lang w:val="en-US"/>
-        </w:rPr>
-        <w:t xml:space="preserve">% NextDay2/3 - </w:t>
-      </w:r>
-      <w:r>
-        <w:t>два</w:t>
-      </w:r>
-      <w:r>
-        <w:rPr>
-          <w:lang w:val="en-US"/>
-        </w:rPr>
-        <w:t xml:space="preserve"> </w:t>
-      </w:r>
-      <w:r>
-        <w:t>дня</w:t>
-      </w:r>
-      <w:r>
-        <w:rPr>
-          <w:lang w:val="en-US"/>
-        </w:rPr>
-        <w:t xml:space="preserve"> </w:t>
-      </w:r>
-      <w:r>
-        <w:t>после</w:t>
-      </w:r>
-      <w:r>
-        <w:rPr>
-          <w:lang w:val="en-US"/>
-        </w:rPr>
-        <w:t xml:space="preserve"> </w:t>
-      </w:r>
-      <w:r>
-        <w:t>завтрашнего</w:t>
-      </w:r>
-    </w:p>
-    <w:p>
-      <w:pPr>
-        <w:pStyle w:val="af"/>
-      </w:pPr>
-      <w:r>
-        <w:rPr>
-          <w:lang w:val="en-US"/>
-        </w:rPr>
-        <w:t xml:space="preserve">    </w:t>
-      </w:r>
-      <w:proofErr w:type="spellStart"/>
-      <w:proofErr w:type="gramStart"/>
-      <w:r>
-        <w:t>next</w:t>
-      </w:r>
-      <w:proofErr w:type="spellEnd"/>
-      <w:r>
-        <w:t>(</w:t>
-      </w:r>
-      <w:proofErr w:type="gramEnd"/>
-      <w:r>
-        <w:t>NextDay2, NextDay3),</w:t>
-      </w:r>
-    </w:p>
-    <w:p>
-      <w:pPr>
-        <w:pStyle w:val="af"/>
-      </w:pPr>
-    </w:p>
-    <w:p>
-      <w:pPr>
-        <w:pStyle w:val="af"/>
-      </w:pPr>
-      <w:r>
-        <w:t xml:space="preserve">    (</w:t>
-      </w:r>
-    </w:p>
-    <w:p>
-      <w:pPr>
-        <w:pStyle w:val="af"/>
-      </w:pPr>
-      <w:r>
-        <w:t xml:space="preserve">        </w:t>
-      </w:r>
-      <w:proofErr w:type="spellStart"/>
-      <w:proofErr w:type="gramStart"/>
-      <w:r>
-        <w:t>truth</w:t>
-      </w:r>
-      <w:proofErr w:type="spellEnd"/>
-      <w:r>
-        <w:t>(</w:t>
-      </w:r>
-      <w:proofErr w:type="gramEnd"/>
-      <w:r>
-        <w:t>Day, правда</w:t>
-      </w:r>
-      <w:proofErr w:type="gramStart"/>
-      <w:r>
-        <w:t xml:space="preserve">),   </w:t>
-      </w:r>
-      <w:proofErr w:type="gramEnd"/>
-      <w:r>
-        <w:t xml:space="preserve">  % если сегодня Единорог не лжёт</w:t>
-      </w:r>
-    </w:p>
-    <w:p>
-      <w:pPr>
-        <w:pStyle w:val="af"/>
-      </w:pPr>
-      <w:r>
-        <w:t xml:space="preserve">        </w:t>
-      </w:r>
-      <w:proofErr w:type="spellStart"/>
-      <w:proofErr w:type="gramStart"/>
-      <w:r>
-        <w:t>truth</w:t>
-      </w:r>
-      <w:proofErr w:type="spellEnd"/>
-      <w:r>
-        <w:t>(</w:t>
-      </w:r>
-      <w:proofErr w:type="spellStart"/>
-      <w:proofErr w:type="gramEnd"/>
-      <w:r>
-        <w:t>PrevDay</w:t>
-      </w:r>
-      <w:proofErr w:type="spellEnd"/>
-      <w:r>
-        <w:t>, ложь</w:t>
-      </w:r>
-      <w:proofErr w:type="gramStart"/>
-      <w:r>
-        <w:t xml:space="preserve">),   </w:t>
-      </w:r>
-      <w:proofErr w:type="gramEnd"/>
-      <w:r>
-        <w:t>% то вчера и два дня после завтрашнего - лжёт</w:t>
-      </w:r>
-    </w:p>
-    <w:p>
-      <w:pPr>
-        <w:pStyle w:val="af"/>
-        <w:rPr>
-          <w:lang w:val="en-US"/>
-        </w:rPr>
-      </w:pPr>
-      <w:r>
-        <w:t xml:space="preserve">        </w:t>
-      </w:r>
-      <w:proofErr w:type="gramStart"/>
-      <w:r>
-        <w:rPr>
-          <w:lang w:val="en-US"/>
-        </w:rPr>
-        <w:t>truth(</w:t>
-      </w:r>
-      <w:proofErr w:type="gramEnd"/>
-      <w:r>
-        <w:rPr>
-          <w:lang w:val="en-US"/>
-        </w:rPr>
-        <w:t xml:space="preserve">NextDay2, </w:t>
-      </w:r>
-      <w:r>
-        <w:t>ложь</w:t>
-      </w:r>
-      <w:r>
-        <w:rPr>
-          <w:lang w:val="en-US"/>
-        </w:rPr>
-        <w:t xml:space="preserve">), </w:t>
-      </w:r>
-    </w:p>
-    <w:p>
-      <w:pPr>
-        <w:pStyle w:val="af"/>
-        <w:rPr>
-          <w:lang w:val="en-US"/>
-        </w:rPr>
-      </w:pPr>
-      <w:r>
-        <w:rPr>
-          <w:lang w:val="en-US"/>
-        </w:rPr>
-        <w:t xml:space="preserve">        </w:t>
-      </w:r>
-      <w:proofErr w:type="gramStart"/>
-      <w:r>
-        <w:rPr>
-          <w:lang w:val="en-US"/>
-        </w:rPr>
-        <w:t>truth(</w:t>
-      </w:r>
-      <w:proofErr w:type="gramEnd"/>
-      <w:r>
-        <w:rPr>
-          <w:lang w:val="en-US"/>
-        </w:rPr>
-        <w:t xml:space="preserve">NextDay3, </w:t>
-      </w:r>
-      <w:r>
-        <w:t>ложь</w:t>
-      </w:r>
-      <w:r>
-        <w:rPr>
-          <w:lang w:val="en-US"/>
-        </w:rPr>
-        <w:t>)</w:t>
-      </w:r>
-      <w:proofErr w:type="gramStart"/>
-      <w:r>
-        <w:rPr>
-          <w:lang w:val="en-US"/>
-        </w:rPr>
-        <w:t>, !</w:t>
-      </w:r>
-      <w:proofErr w:type="gramEnd"/>
-    </w:p>
-    <w:p>
-      <w:pPr>
-        <w:pStyle w:val="af"/>
-      </w:pPr>
-      <w:r>
-        <w:rPr>
-          <w:lang w:val="en-US"/>
-        </w:rPr>
-        <w:t xml:space="preserve">    </w:t>
-      </w:r>
-      <w:r>
-        <w:t>;</w:t>
-      </w:r>
-    </w:p>
-    <w:p>
-      <w:pPr>
-        <w:pStyle w:val="af"/>
-      </w:pPr>
-      <w:r>
-        <w:t xml:space="preserve">        </w:t>
-      </w:r>
-      <w:proofErr w:type="spellStart"/>
-      <w:proofErr w:type="gramStart"/>
-      <w:r>
         <w:t>truth</w:t>
       </w:r>
       <w:proofErr w:type="spellEnd"/>
@@ -6653,6 +6660,9 @@
     <w:p>
       <w:pPr>
         <w:pStyle w:val="af"/>
+        <w:rPr>
+          <w:lang w:val="en-US"/>
+        </w:rPr>
       </w:pPr>
       <w:r>
         <w:rPr>
@@ -6660,26 +6670,42 @@
         </w:rPr>
         <w:t xml:space="preserve">            </w:t>
       </w:r>
-      <w:proofErr w:type="spellStart"/>
       <w:proofErr w:type="gramStart"/>
       <w:r>
-        <w:t>truth</w:t>
-      </w:r>
-      <w:proofErr w:type="spellEnd"/>
-      <w:r>
-        <w:t>(</w:t>
+        <w:rPr>
+          <w:lang w:val="en-US"/>
+        </w:rPr>
+        <w:t>truth(</w:t>
       </w:r>
       <w:proofErr w:type="gramEnd"/>
       <w:r>
-        <w:t>NextDay3, правда)</w:t>
-      </w:r>
-    </w:p>
-    <w:p>
-      <w:pPr>
-        <w:pStyle w:val="af"/>
-      </w:pPr>
-      <w:r>
-        <w:t xml:space="preserve">        )</w:t>
+        <w:rPr>
+          <w:lang w:val="en-US"/>
+        </w:rPr>
+        <w:t xml:space="preserve">NextDay3, </w:t>
+      </w:r>
+      <w:r>
+        <w:t>правда</w:t>
+      </w:r>
+      <w:r>
+        <w:rPr>
+          <w:lang w:val="en-US"/>
+        </w:rPr>
+        <w:t>)</w:t>
+      </w:r>
+    </w:p>
+    <w:p>
+      <w:pPr>
+        <w:pStyle w:val="af"/>
+      </w:pPr>
+      <w:r>
+        <w:rPr>
+          <w:lang w:val="en-US"/>
+        </w:rPr>
+        <w:t xml:space="preserve">        </w:t>
+      </w:r>
+      <w:r>
+        <w:t>)</w:t>
       </w:r>
     </w:p>
     <w:p>
